--- a/klagomål/A 56289-2025 FSC-klagomål.docx
+++ b/klagomål/A 56289-2025 FSC-klagomål.docx
@@ -1153,7 +1153,7 @@
     <w:r>
       <w:tab/>
       <w:tab/>
-      <w:t>2026-07-13</w:t>
+      <w:t>2026-07-14</w:t>
       <w:br/>
       <w:br/>
     </w:r>

--- a/klagomål/A 56289-2025 FSC-klagomål.docx
+++ b/klagomål/A 56289-2025 FSC-klagomål.docx
@@ -1153,7 +1153,7 @@
     <w:r>
       <w:tab/>
       <w:tab/>
-      <w:t>2026-07-14</w:t>
+      <w:t>2026-07-15</w:t>
       <w:br/>
       <w:br/>
     </w:r>

--- a/klagomål/A 56289-2025 FSC-klagomål.docx
+++ b/klagomål/A 56289-2025 FSC-klagomål.docx
@@ -1153,7 +1153,7 @@
     <w:r>
       <w:tab/>
       <w:tab/>
-      <w:t>2026-07-15</w:t>
+      <w:t>2026-07-16</w:t>
       <w:br/>
       <w:br/>
     </w:r>

--- a/klagomål/A 56289-2025 FSC-klagomål.docx
+++ b/klagomål/A 56289-2025 FSC-klagomål.docx
@@ -1153,7 +1153,7 @@
     <w:r>
       <w:tab/>
       <w:tab/>
-      <w:t>2026-07-16</w:t>
+      <w:t>2026-07-17</w:t>
       <w:br/>
       <w:br/>
     </w:r>

--- a/klagomål/A 56289-2025 FSC-klagomål.docx
+++ b/klagomål/A 56289-2025 FSC-klagomål.docx
@@ -1153,7 +1153,7 @@
     <w:r>
       <w:tab/>
       <w:tab/>
-      <w:t>2026-07-17</w:t>
+      <w:t>2026-07-18</w:t>
       <w:br/>
       <w:br/>
     </w:r>

--- a/klagomål/A 56289-2025 FSC-klagomål.docx
+++ b/klagomål/A 56289-2025 FSC-klagomål.docx
@@ -1153,7 +1153,7 @@
     <w:r>
       <w:tab/>
       <w:tab/>
-      <w:t>2026-07-18</w:t>
+      <w:t>2026-07-19</w:t>
       <w:br/>
       <w:br/>
     </w:r>

--- a/klagomål/A 56289-2025 FSC-klagomål.docx
+++ b/klagomål/A 56289-2025 FSC-klagomål.docx
@@ -1153,7 +1153,7 @@
     <w:r>
       <w:tab/>
       <w:tab/>
-      <w:t>2026-07-19</w:t>
+      <w:t>2026-07-20</w:t>
       <w:br/>
       <w:br/>
     </w:r>

--- a/klagomål/A 56289-2025 FSC-klagomål.docx
+++ b/klagomål/A 56289-2025 FSC-klagomål.docx
@@ -1153,7 +1153,7 @@
     <w:r>
       <w:tab/>
       <w:tab/>
-      <w:t>2026-07-20</w:t>
+      <w:t>2026-07-21</w:t>
       <w:br/>
       <w:br/>
     </w:r>

--- a/klagomål/A 56289-2025 FSC-klagomål.docx
+++ b/klagomål/A 56289-2025 FSC-klagomål.docx
@@ -1153,7 +1153,7 @@
     <w:r>
       <w:tab/>
       <w:tab/>
-      <w:t>2026-07-21</w:t>
+      <w:t>2026-07-22</w:t>
       <w:br/>
       <w:br/>
     </w:r>

--- a/klagomål/A 56289-2025 FSC-klagomål.docx
+++ b/klagomål/A 56289-2025 FSC-klagomål.docx
@@ -1153,7 +1153,7 @@
     <w:r>
       <w:tab/>
       <w:tab/>
-      <w:t>2026-07-22</w:t>
+      <w:t>2026-07-23</w:t>
       <w:br/>
       <w:br/>
     </w:r>

--- a/klagomål/A 56289-2025 FSC-klagomål.docx
+++ b/klagomål/A 56289-2025 FSC-klagomål.docx
@@ -1153,7 +1153,7 @@
     <w:r>
       <w:tab/>
       <w:tab/>
-      <w:t>2026-07-23</w:t>
+      <w:t>2026-07-24</w:t>
       <w:br/>
       <w:br/>
     </w:r>

--- a/klagomål/A 56289-2025 FSC-klagomål.docx
+++ b/klagomål/A 56289-2025 FSC-klagomål.docx
@@ -1153,7 +1153,7 @@
     <w:r>
       <w:tab/>
       <w:tab/>
-      <w:t>2026-07-24</w:t>
+      <w:t>2026-07-25</w:t>
       <w:br/>
       <w:br/>
     </w:r>

--- a/klagomål/A 56289-2025 FSC-klagomål.docx
+++ b/klagomål/A 56289-2025 FSC-klagomål.docx
@@ -1153,7 +1153,7 @@
     <w:r>
       <w:tab/>
       <w:tab/>
-      <w:t>2026-07-25</w:t>
+      <w:t>2026-07-26</w:t>
       <w:br/>
       <w:br/>
     </w:r>

--- a/klagomål/A 56289-2025 FSC-klagomål.docx
+++ b/klagomål/A 56289-2025 FSC-klagomål.docx
@@ -1153,7 +1153,7 @@
     <w:r>
       <w:tab/>
       <w:tab/>
-      <w:t>2026-07-26</w:t>
+      <w:t>2026-07-27</w:t>
       <w:br/>
       <w:br/>
     </w:r>

--- a/klagomål/A 56289-2025 FSC-klagomål.docx
+++ b/klagomål/A 56289-2025 FSC-klagomål.docx
@@ -1153,7 +1153,7 @@
     <w:r>
       <w:tab/>
       <w:tab/>
-      <w:t>2026-07-27</w:t>
+      <w:t>2026-07-28</w:t>
       <w:br/>
       <w:br/>
     </w:r>

--- a/klagomål/A 56289-2025 FSC-klagomål.docx
+++ b/klagomål/A 56289-2025 FSC-klagomål.docx
@@ -1153,7 +1153,7 @@
     <w:r>
       <w:tab/>
       <w:tab/>
-      <w:t>2026-07-28</w:t>
+      <w:t>2026-07-29</w:t>
       <w:br/>
       <w:br/>
     </w:r>

--- a/klagomål/A 56289-2025 FSC-klagomål.docx
+++ b/klagomål/A 56289-2025 FSC-klagomål.docx
@@ -1153,7 +1153,7 @@
     <w:r>
       <w:tab/>
       <w:tab/>
-      <w:t>2026-07-29</w:t>
+      <w:t>2026-07-30</w:t>
       <w:br/>
       <w:br/>
     </w:r>

--- a/klagomål/A 56289-2025 FSC-klagomål.docx
+++ b/klagomål/A 56289-2025 FSC-klagomål.docx
@@ -1153,7 +1153,7 @@
     <w:r>
       <w:tab/>
       <w:tab/>
-      <w:t>2026-07-30</w:t>
+      <w:t>2026-07-31</w:t>
       <w:br/>
       <w:br/>
     </w:r>

--- a/klagomål/A 56289-2025 FSC-klagomål.docx
+++ b/klagomål/A 56289-2025 FSC-klagomål.docx
@@ -1153,7 +1153,7 @@
     <w:r>
       <w:tab/>
       <w:tab/>
-      <w:t>2026-07-31</w:t>
+      <w:t>2026-08-01</w:t>
       <w:br/>
       <w:br/>
     </w:r>

--- a/klagomål/A 56289-2025 FSC-klagomål.docx
+++ b/klagomål/A 56289-2025 FSC-klagomål.docx
@@ -1153,7 +1153,7 @@
     <w:r>
       <w:tab/>
       <w:tab/>
-      <w:t>2026-08-01</w:t>
+      <w:t>2026-08-02</w:t>
       <w:br/>
       <w:br/>
     </w:r>

--- a/klagomål/A 56289-2025 FSC-klagomål.docx
+++ b/klagomål/A 56289-2025 FSC-klagomål.docx
@@ -1153,7 +1153,7 @@
     <w:r>
       <w:tab/>
       <w:tab/>
-      <w:t>2026-08-02</w:t>
+      <w:t>2026-08-03</w:t>
       <w:br/>
       <w:br/>
     </w:r>

--- a/klagomål/A 56289-2025 FSC-klagomål.docx
+++ b/klagomål/A 56289-2025 FSC-klagomål.docx
@@ -1153,7 +1153,7 @@
     <w:r>
       <w:tab/>
       <w:tab/>
-      <w:t>2026-08-03</w:t>
+      <w:t>2026-08-05</w:t>
       <w:br/>
       <w:br/>
     </w:r>

--- a/klagomål/A 56289-2025 FSC-klagomål.docx
+++ b/klagomål/A 56289-2025 FSC-klagomål.docx
@@ -1153,7 +1153,7 @@
     <w:r>
       <w:tab/>
       <w:tab/>
-      <w:t>2026-08-05</w:t>
+      <w:t>2026-08-07</w:t>
       <w:br/>
       <w:br/>
     </w:r>

--- a/klagomål/A 56289-2025 FSC-klagomål.docx
+++ b/klagomål/A 56289-2025 FSC-klagomål.docx
@@ -1153,7 +1153,7 @@
     <w:r>
       <w:tab/>
       <w:tab/>
-      <w:t>2026-08-07</w:t>
+      <w:t>2026-08-08</w:t>
       <w:br/>
       <w:br/>
     </w:r>

--- a/klagomål/A 56289-2025 FSC-klagomål.docx
+++ b/klagomål/A 56289-2025 FSC-klagomål.docx
@@ -216,7 +216,7 @@
         <w:spacing w:after="240"/>
       </w:pPr>
       <w:r>
-        <w:t>Figur 1. Fyndplatser för naturvårdsarter inom 7 meter från avverkningsanmälan. Markörer utan svart kant är placerade på fyndplatsen. Markörer med svart kant är placerade vid sidan av fyndplatsen har ett svart streck som visar fyndplatsens exakta position. Kartans mittpunktskoordinat är N 6988503, E 658433 i SWEREF 99 TM.</w:t>
+        <w:t>Figur 1. Fyndplatser för naturvårdsarter inom 7 meter från avverkningsanmälan. Markörer utan svart kant är placerade på fyndplatsen. Markörer med svart kant är placerade vid sidan av fyndplatsen och har ett svart streck som visar fyndplatsens exakta position. Kartans mittpunktskoordinat är N 6988503, E 658433 i SWEREF 99 TM.</w:t>
       </w:r>
     </w:p>
     <w:p>
@@ -1153,7 +1153,7 @@
     <w:r>
       <w:tab/>
       <w:tab/>
-      <w:t>2026-08-14</w:t>
+      <w:t>2026-08-15</w:t>
       <w:br/>
       <w:br/>
     </w:r>

--- a/klagomål/A 56289-2025 FSC-klagomål.docx
+++ b/klagomål/A 56289-2025 FSC-klagomål.docx
@@ -1153,7 +1153,7 @@
     <w:r>
       <w:tab/>
       <w:tab/>
-      <w:t>2026-08-15</w:t>
+      <w:t>2026-08-16</w:t>
       <w:br/>
       <w:br/>
     </w:r>

--- a/klagomål/A 56289-2025 FSC-klagomål.docx
+++ b/klagomål/A 56289-2025 FSC-klagomål.docx
@@ -1153,7 +1153,7 @@
     <w:r>
       <w:tab/>
       <w:tab/>
-      <w:t>2026-08-16</w:t>
+      <w:t>2026-08-17</w:t>
       <w:br/>
       <w:br/>
     </w:r>

--- a/klagomål/A 56289-2025 FSC-klagomål.docx
+++ b/klagomål/A 56289-2025 FSC-klagomål.docx
@@ -1153,7 +1153,7 @@
     <w:r>
       <w:tab/>
       <w:tab/>
-      <w:t>2026-08-17</w:t>
+      <w:t>2026-08-18</w:t>
       <w:br/>
       <w:br/>
     </w:r>

--- a/klagomål/A 56289-2025 FSC-klagomål.docx
+++ b/klagomål/A 56289-2025 FSC-klagomål.docx
@@ -1153,7 +1153,7 @@
     <w:r>
       <w:tab/>
       <w:tab/>
-      <w:t>2026-08-18</w:t>
+      <w:t>2026-08-19</w:t>
       <w:br/>
       <w:br/>
     </w:r>

--- a/klagomål/A 56289-2025 FSC-klagomål.docx
+++ b/klagomål/A 56289-2025 FSC-klagomål.docx
@@ -1153,7 +1153,7 @@
     <w:r>
       <w:tab/>
       <w:tab/>
-      <w:t>2026-08-19</w:t>
+      <w:t>2026-08-20</w:t>
       <w:br/>
       <w:br/>
     </w:r>

--- a/klagomål/A 56289-2025 FSC-klagomål.docx
+++ b/klagomål/A 56289-2025 FSC-klagomål.docx
@@ -1153,7 +1153,7 @@
     <w:r>
       <w:tab/>
       <w:tab/>
-      <w:t>2026-08-20</w:t>
+      <w:t>2026-08-21</w:t>
       <w:br/>
       <w:br/>
     </w:r>

--- a/klagomål/A 56289-2025 FSC-klagomål.docx
+++ b/klagomål/A 56289-2025 FSC-klagomål.docx
@@ -1153,7 +1153,7 @@
     <w:r>
       <w:tab/>
       <w:tab/>
-      <w:t>2026-08-21</w:t>
+      <w:t>2026-08-22</w:t>
       <w:br/>
       <w:br/>
     </w:r>

--- a/klagomål/A 56289-2025 FSC-klagomål.docx
+++ b/klagomål/A 56289-2025 FSC-klagomål.docx
@@ -1153,7 +1153,7 @@
     <w:r>
       <w:tab/>
       <w:tab/>
-      <w:t>2026-08-22</w:t>
+      <w:t>2026-08-23</w:t>
       <w:br/>
       <w:br/>
     </w:r>

--- a/klagomål/A 56289-2025 FSC-klagomål.docx
+++ b/klagomål/A 56289-2025 FSC-klagomål.docx
@@ -1153,7 +1153,7 @@
     <w:r>
       <w:tab/>
       <w:tab/>
-      <w:t>2026-08-23</w:t>
+      <w:t>2026-08-24</w:t>
       <w:br/>
       <w:br/>
     </w:r>

--- a/klagomål/A 56289-2025 FSC-klagomål.docx
+++ b/klagomål/A 56289-2025 FSC-klagomål.docx
@@ -1153,7 +1153,7 @@
     <w:r>
       <w:tab/>
       <w:tab/>
-      <w:t>2026-08-24</w:t>
+      <w:t>2026-08-25</w:t>
       <w:br/>
       <w:br/>
     </w:r>

--- a/klagomål/A 56289-2025 FSC-klagomål.docx
+++ b/klagomål/A 56289-2025 FSC-klagomål.docx
@@ -178,7 +178,7 @@
       <w:r>
         <w:drawing>
           <wp:inline xmlns:a="http://schemas.openxmlformats.org/drawingml/2006/main" xmlns:pic="http://schemas.openxmlformats.org/drawingml/2006/picture">
-            <wp:extent cx="5486400" cy="4085577"/>
+            <wp:extent cx="5486400" cy="4095004"/>
             <wp:docPr id="1" name="Picture 1"/>
             <wp:cNvGraphicFramePr>
               <a:graphicFrameLocks noChangeAspect="1"/>
@@ -199,7 +199,7 @@
                   <pic:spPr>
                     <a:xfrm>
                       <a:off x="0" y="0"/>
-                      <a:ext cx="5486400" cy="4085577"/>
+                      <a:ext cx="5486400" cy="4095004"/>
                     </a:xfrm>
                     <a:prstGeom prst="rect"/>
                   </pic:spPr>
@@ -216,12 +216,12 @@
         <w:spacing w:after="240"/>
       </w:pPr>
       <w:r>
-        <w:t>Figur 1. Fyndplatser för naturvårdsarter inom 7 meter från avverkningsanmälan. Markörer utan svart kant är placerade på fyndplatsen. Markörer med svart kant är placerade vid sidan av fyndplatsen och har ett svart streck som visar fyndplatsens exakta position. Kartans mittpunktskoordinat är N 6988503, E 658433 i SWEREF 99 TM.</w:t>
+        <w:t>Figur 1. Fyndplatser för naturvårdsarter i och inom 22 meter från avverkningsanmälan. Markörer utan svart kant är placerade på fyndplatsen. Markörer med svart kant är placerade vid sidan av fyndplatsen och har ett svart streck som visar fyndplatsens exakta position. Kartans mittpunktskoordinat är N 6988503, E 658433 i SWEREF 99 TM.</w:t>
       </w:r>
     </w:p>
     <w:p>
       <w:r>
-        <w:t>Inom 7 meter från avverkningsanmälan finns fynd av 4 naturvårdsarter, varav 3 är rödlistade, 1 är fridlyst, 4 är typiska (T) och 1 är signalart (S): lunglav (NT, T), tretåig hackspett (NT, T, §4), ullticka (NT, T) och korallblylav (S, T). Se Figur 1.</w:t>
+        <w:t>I och inom 22 meter från avverkningsanmälan finns fynd av 19 naturvårdsarter, varav 10 är rödlistade, 7 är fridlysta, 15 är typiska (T) och 3 är signalarter (S): garnlav (VU, T), doftskinn (NT, T), dropptaggsvamp (NT, T), lunglav (NT, T), rosenticka (NT, T), skogshare (NT), talltita (NT, §4), tretåig hackspett (NT, T, §4), ullticka (NT, T), vedskivlav (NT, T), korallblylav (S, T), nästlav (S, T), vedticka (S, T), fönsterlav (T), spillkråka (T, §4), tjäder (T, §4), tofsmes (T, §4), fläcknycklar (§8) och revlummer (§9). Se Figur 1.</w:t>
       </w:r>
     </w:p>
     <w:p>
@@ -252,6 +252,75 @@
         <w:rPr>
           <w:b/>
         </w:rPr>
+        <w:t>Garnlav (VU)</w:t>
+      </w:r>
+      <w:r>
+        <w:t xml:space="preserve"> är en utpräglad barrskogsart som ibland kan drapera träden i norrländska grannaturskogar med hög luftfuktighet. Den förekommer även i talldominerade bestånd där den, förutom i trädens grenverk, påträffas hängande över ojämnheter i tallbarken. Arten har minskat starkt i södra och mellersta Sverige och den minskar även i sitt nordliga utbredningsområde. Minskningstakten uppgår till 30 (20–50) % inom 50 år och överstiger gränsvärdet för Sårbar (VU). Orsaken till tillbakagången beror främst på slutavverkningar av naturskogsartade skogar. Bestånd med riklig förekomst bör regelmässigt sparas, vilket även gynnar flera andra sällsynta och rödlistade arter. Garnlav är värdväxt för den mycket sällsynta och akut hotade fjärilen barrskogslavfly (CR) som hör hemma i boreala barrskogar med riklig förekomst av värdväxten. Tidigare kunde arten konstateras årligen på flera platser vid Dala-Floda i Dalarna innan lokalerna kalavverkades. Senaste fyndet i landet av barrskogslavfly är från år 2000 då den påträffades vid Högberget i Sollefteå kommun. Garnlav är typisk art för </w:t>
+      </w:r>
+      <w:r>
+        <w:rPr>
+          <w:i/>
+        </w:rPr>
+        <w:t xml:space="preserve">9010 Taiga </w:t>
+      </w:r>
+      <w:r>
+        <w:t>och</w:t>
+      </w:r>
+      <w:r>
+        <w:rPr>
+          <w:i/>
+        </w:rPr>
+        <w:t xml:space="preserve"> 9070 Trädklädd betesmark</w:t>
+      </w:r>
+      <w:r>
+        <w:t xml:space="preserve"> (SLU Artdatabanken, 2026).</w:t>
+      </w:r>
+    </w:p>
+    <w:p>
+      <w:r>
+        <w:rPr>
+          <w:b/>
+        </w:rPr>
+        <w:t>Doftskinn (NT)</w:t>
+      </w:r>
+      <w:r>
+        <w:t xml:space="preserve">, rödlistad som nära hotad, är en mycket bra signalart för boreal granskog och indikerar ett gran-skogsekosystem med lång kontinuitet av grova lågor. Arten är placerad i toppen av Skogsstyrelsens värdepyramid för bedömning av skog med höga naturvärden och har klassats som en “urskogsindikator”, då den förekommer med ett tydligt optimum i helt eller nästan helt orörda skogar. Doftskinn är typisk art för </w:t>
+      </w:r>
+      <w:r>
+        <w:rPr>
+          <w:i/>
+        </w:rPr>
+        <w:t xml:space="preserve">9010 Taiga </w:t>
+      </w:r>
+      <w:r>
+        <w:t>(SLU Artdatabanken, 2025; Nitare &amp; Skogsstyrelsen, 2019).</w:t>
+      </w:r>
+    </w:p>
+    <w:p>
+      <w:r>
+        <w:rPr>
+          <w:b/>
+        </w:rPr>
+        <w:t>Dropptaggsvamp (NT)</w:t>
+      </w:r>
+      <w:r>
+        <w:t xml:space="preserve"> bildar mykorrhiza med tall, främst i barrskog med trädkontinuitet, i magra, torra och ljusöppna lavtallskogar och i barrblandskogar med friskmossor och lingon i fältskiktet. Den totala populationen i landet har minskat och bedöms fortsätta minska till följd av slutavverkningar av tallskog. Det är högst oklart om arten långsiktigt kan etablera och reproducera sig i skogsbestånd som brukas med trakthyggesmetoder, markberedning, gödsling eller föryngring med förädlat plantmaterial. Uppfyller kriterierna för att bli rödlistad på grund av ny kunskap som visar att en större andel av populationen än tidigare bedömt är knuten till kontinuitetsbarrskog. Minskningstakten för den svenska populationen bedöms vara nära gränsvärdet för Sårbar (VU). Dropptaggsvamp är typisk art för </w:t>
+      </w:r>
+      <w:r>
+        <w:rPr>
+          <w:i/>
+        </w:rPr>
+        <w:t xml:space="preserve">9010 Taiga </w:t>
+      </w:r>
+      <w:r>
+        <w:t>(SLU Artdatabanken, 2026).</w:t>
+      </w:r>
+    </w:p>
+    <w:p>
+      <w:r>
+        <w:rPr>
+          <w:b/>
+        </w:rPr>
         <w:t>Lunglav (NT)</w:t>
       </w:r>
       <w:r>
@@ -308,6 +377,46 @@
         <w:rPr>
           <w:b/>
         </w:rPr>
+        <w:t>Rosenticka (NT)</w:t>
+      </w:r>
+      <w:r>
+        <w:t xml:space="preserve">, rödlistad som nära hotad, ingår i en karaktäristisk association av vedsvampar som växer på gamla, grova granlågor i urskogsartade barrskogar. Den är placerad i toppen av Skogsstyrelsens värdepyramid för bedömning av skog med höga naturvärden och indikerar ett granskogsekosystem med långvarig kontinuitet av grova lågor. Artens beroende av grova granlågor innebär att alla skogsskötselåtgärder på eller i omedelbar närhet av lokalerna utgör ett hot på lång sikt. Det är angeläget att populationerna inte ytterligare glesas ut och ett tillräckligt antal områden där arten nu finns måste sparas för framtiden. Rosenticka är typisk art för </w:t>
+      </w:r>
+      <w:r>
+        <w:rPr>
+          <w:i/>
+        </w:rPr>
+        <w:t xml:space="preserve">9010 Taiga </w:t>
+      </w:r>
+      <w:r>
+        <w:t xml:space="preserve">och </w:t>
+      </w:r>
+      <w:r>
+        <w:rPr>
+          <w:i/>
+        </w:rPr>
+        <w:t>9050 Näringsrik granskog</w:t>
+      </w:r>
+      <w:r>
+        <w:t xml:space="preserve"> (Nitare &amp; Skogsstyrelsen, 2019; SLU Artdatabanken, 2024).</w:t>
+      </w:r>
+    </w:p>
+    <w:p>
+      <w:r>
+        <w:rPr>
+          <w:b/>
+        </w:rPr>
+        <w:t>Talltita (NT, §4)</w:t>
+      </w:r>
+      <w:r>
+        <w:t>, rödlistad som nära hotad och prioriterad art i Skogsvårdslagen, har häckningsrevir i anmälan. Arten har minskat kraftigt de senaste 30 åren och minskningstakten innevarande 10-årsperiod beräknas till 20 (10–30) %. Talltitan är synnerligen trogen sitt cirka 15 hektar stora revir och är beroende av flerskiktade olikåldriga skogar för att kunna föda upp sina ungar. Talltitan försvinner om dess livsmiljö kalavverkas (Eggers &amp; Low, 2014; Ekman, 1979; Griesser et al, 2007; Klein, 2020; Siffczyk et al, 2003; SLU Artdatabanken, 2021).</w:t>
+      </w:r>
+    </w:p>
+    <w:p>
+      <w:r>
+        <w:rPr>
+          <w:b/>
+        </w:rPr>
         <w:t>Tretåig hackspett (NT, §4)</w:t>
       </w:r>
       <w:r>
@@ -393,6 +502,26 @@
         <w:rPr>
           <w:b/>
         </w:rPr>
+        <w:t>Vedskivlav (NT)</w:t>
+      </w:r>
+      <w:r>
+        <w:t xml:space="preserve"> växer på gammal, torr, exponerad, hård kärnved av framförallt tall i naturskogsartade bestånd. Avverkning av tallskog av naturskogskaraktär med spår av återkommande bränder är ett hot. Mängden lämplig ved att växa på för vedskivlav minskar, dels på grund av naturlig nedbrytning men framförallt på grund av att de förstörs i samband med slutavverkningar, gallringar och markberedning. Tall- och blandbarrskogar av naturskogskaraktär med spår av återkommande bränder bör skyddas. Vedskivlav är typisk art för </w:t>
+      </w:r>
+      <w:r>
+        <w:rPr>
+          <w:i/>
+        </w:rPr>
+        <w:t>9010 Taiga</w:t>
+      </w:r>
+      <w:r>
+        <w:t xml:space="preserve"> (SLU Artdatabanken, 2024).</w:t>
+      </w:r>
+    </w:p>
+    <w:p>
+      <w:r>
+        <w:rPr>
+          <w:b/>
+        </w:rPr>
         <w:t>Korallblylav</w:t>
       </w:r>
       <w:r>
@@ -415,6 +544,153 @@
       </w:r>
       <w:r>
         <w:t xml:space="preserve"> (SLU Artdatabanken, 2024; Nitare &amp; Skogsstyrelsen, 2019).</w:t>
+      </w:r>
+    </w:p>
+    <w:p>
+      <w:r>
+        <w:rPr>
+          <w:b/>
+        </w:rPr>
+        <w:t>Nästlav</w:t>
+      </w:r>
+      <w:r>
+        <w:t xml:space="preserve"> indikerar söder om den naturliga norrlandsgränsen äldre barrskogsområden med höga naturvärden där andra ovanliga nordliga barrskogsarter kan påträffas. Nästlav är typisk art för </w:t>
+      </w:r>
+      <w:r>
+        <w:rPr>
+          <w:i/>
+        </w:rPr>
+        <w:t xml:space="preserve">9010 Taiga </w:t>
+      </w:r>
+      <w:r>
+        <w:t>(Nitare &amp; Skogsstyrelsen, 2019; SLU Artdatabanken, 2025).</w:t>
+      </w:r>
+    </w:p>
+    <w:p>
+      <w:r>
+        <w:rPr>
+          <w:b/>
+        </w:rPr>
+        <w:t xml:space="preserve">Vedticka </w:t>
+      </w:r>
+      <w:r>
+        <w:t xml:space="preserve">är en bra signalart söder om den naturliga norrlandsgränsen. Den är huvudsakligen knuten till äldre barrskogar där det föreligger långvarig kontinuitet av död barrved. Vedticka är typisk art för </w:t>
+      </w:r>
+      <w:r>
+        <w:rPr>
+          <w:i/>
+        </w:rPr>
+        <w:t xml:space="preserve">9010 Taiga </w:t>
+      </w:r>
+      <w:r>
+        <w:t>(Nitare &amp; Skogsstyrelsen, 2019; SLU Artdatabanken, 2025).</w:t>
+      </w:r>
+    </w:p>
+    <w:p>
+      <w:r>
+        <w:rPr>
+          <w:b/>
+        </w:rPr>
+        <w:t>Fönsterlav</w:t>
+      </w:r>
+      <w:r>
+        <w:t xml:space="preserve"> är typisk art för </w:t>
+      </w:r>
+      <w:r>
+        <w:rPr>
+          <w:i/>
+        </w:rPr>
+        <w:t xml:space="preserve">9040 Fjällbjörkskog </w:t>
+      </w:r>
+      <w:r>
+        <w:t xml:space="preserve">och </w:t>
+      </w:r>
+      <w:r>
+        <w:rPr>
+          <w:i/>
+        </w:rPr>
+        <w:t>4060 Alpina rishedar</w:t>
+      </w:r>
+      <w:r>
+        <w:t xml:space="preserve"> (SLU Artdatabanken, 2025).</w:t>
+      </w:r>
+    </w:p>
+    <w:p>
+      <w:r>
+        <w:rPr>
+          <w:b/>
+        </w:rPr>
+        <w:t>Spillkråka (§4)</w:t>
+      </w:r>
+      <w:r>
+        <w:t xml:space="preserve"> omfattas av bilaga 1 i EU:s fågeldirektiv och är typisk art för </w:t>
+      </w:r>
+      <w:r>
+        <w:rPr>
+          <w:i/>
+        </w:rPr>
+        <w:t xml:space="preserve">9010 Taiga </w:t>
+      </w:r>
+      <w:r>
+        <w:t>och</w:t>
+      </w:r>
+      <w:r>
+        <w:rPr>
+          <w:i/>
+        </w:rPr>
+        <w:t xml:space="preserve"> 9740 Skogsbevuxen myr</w:t>
+      </w:r>
+      <w:r>
+        <w:t>. Den behöver grova träd, främst tall, asp och bok som boträd. Skogsbruk med korta omloppstider och täta, homogena ungskogar utgör det största hotet. Spillkråka är en nyckelart i skogliga miljöer vars övergivna bohål utnyttjas av flera andra hålhäckande fågelarter och fladdermöss, däribland pärluggla (EN, §4), knipa (§4), salskrake (§4) och skogsduva (§4). Hökuggla (VU, §4) och slaguggla (§4) häckar ofta i högstubbar som brutits av i höjd med ett gammalt spillkråkebo (SLU Artdatabanken, 2026; Skogsstyrelsen, 2016).</w:t>
+      </w:r>
+    </w:p>
+    <w:p>
+      <w:r>
+        <w:rPr>
+          <w:b/>
+        </w:rPr>
+        <w:t>Tjäder (§4)</w:t>
+      </w:r>
+      <w:r>
+        <w:t xml:space="preserve"> omfattas av bilaga 1 och 2 EU:s fågeldirektiv och är typisk art för </w:t>
+      </w:r>
+      <w:r>
+        <w:rPr>
+          <w:i/>
+        </w:rPr>
+        <w:t xml:space="preserve">9010 Taiga </w:t>
+      </w:r>
+      <w:r>
+        <w:t xml:space="preserve">och </w:t>
+      </w:r>
+      <w:r>
+        <w:rPr>
+          <w:i/>
+        </w:rPr>
+        <w:t>9740 Skogsbevuxen myr</w:t>
+      </w:r>
+      <w:r>
+        <w:t>. Tjädern är en utpräglad skogsfågel knuten till större sammanhängande barrskogsområden. Tupparna och hönorna utnyttjar till viss del olika miljöer, och habitatvalet varierar dessutom mellan olika delar av året. För att det ska finnas livskraftiga tjäderbestånd krävs funktionella skogslandskap med en blandning av uppvuxen, gles och luckig skog, täta sumpskogar, myrar och andra små våtmarker. Arten försvinner när skogen fragmenteras och den sammanlagda arealen hyggen och andra öppna områden blir för stor. Ett småskaligt och försiktigt virkesuttag genom hyggesfria metoder kan i vissa fall vara möjligt i området inom 200 m från lekcentrum. Längre ut från lekcentrum, inom 200–500 m bör den avverkade ytan inte överskrida 1 hektar för att undvika alltför stora och snabba förändringar (Skogsstyrelsen, 2019; SLU Artdatabanken, 2024).</w:t>
+      </w:r>
+    </w:p>
+    <w:p>
+      <w:r>
+        <w:rPr>
+          <w:b/>
+        </w:rPr>
+        <w:t>Tofsmes (§4)</w:t>
+      </w:r>
+      <w:r>
+        <w:t xml:space="preserve"> häckar i barr- och blandskog, främst i tallskog. Tofsmes är typisk art för </w:t>
+      </w:r>
+      <w:r>
+        <w:rPr>
+          <w:i/>
+        </w:rPr>
+        <w:t xml:space="preserve">9010 Taiga </w:t>
+      </w:r>
+      <w:r>
+        <w:t>(SLU Artdatabanken, 2025).</w:t>
       </w:r>
     </w:p>
     <w:p>
@@ -523,7 +799,7 @@
         <w:rPr>
           <w:i/>
         </w:rPr>
-        <w:t>I det avverkningsanmälda skogsområdet har 4 naturvårdsarter varav 3 rödlistade arter sina livsmiljöer och växtplatser.</w:t>
+        <w:t>I det avverkningsanmälda skogsområdet har 19 naturvårdsarter varav 10 rödlistade arter sina livsmiljöer och växtplatser.</w:t>
       </w:r>
     </w:p>
     <w:p>
@@ -829,69 +1105,27 @@
         <w:pStyle w:val="Heading1"/>
       </w:pPr>
       <w:r>
-        <w:t>Tretåig hackspett – ekologi samt krav på livsmiljön</w:t>
+        <w:t>Talltita – ekologi samt krav på livsmiljön</w:t>
       </w:r>
     </w:p>
     <w:p>
       <w:r>
-        <w:t xml:space="preserve">Tretåig hackspett (NT) är fridlyst enligt §4 Artskyddsförordningen och finns med som prioriterad art i Skogsstyrelsen vägledning för skogsbruket (bilaga 4 till SVL). I vägledningen står bland annat att: </w:t>
-      </w:r>
-      <w:r>
-        <w:rPr>
-          <w:i/>
-        </w:rPr>
-        <w:t xml:space="preserve">“Tretåig hackspett har stora arealkrav och höga krav på sin livsmiljö. Omdaningen av naturskogar till kulturskogar medför en förlust av viktiga miljöer, något som förstärks av ökad fragmentering till följd av avverkningar.” </w:t>
-      </w:r>
-      <w:r>
-        <w:t xml:space="preserve">Vidare att: </w:t>
-      </w:r>
-      <w:r>
-        <w:rPr>
-          <w:i/>
-        </w:rPr>
-        <w:t>“Områden med dokumenterad permanent förekomst i naturskogsmiljöer har vanligen så stora naturvärden att skogsbruk är olämpligt”</w:t>
-      </w:r>
-      <w:r>
-        <w:t xml:space="preserve"> (SLU Artdatabanken, 2024; Skogsstyrelsen, 2016)</w:t>
-      </w:r>
-      <w:r>
-        <w:rPr>
-          <w:i/>
-        </w:rPr>
-        <w:t>.</w:t>
+        <w:t>Talltita är rödlistad som NT, fridlyst och prioriterad art i Skogsvårdslagen. Den omfattas av EU:s fågeldirektiv. Arten har minskat kraftigt de senaste 30 åren och minskningstakten innevarande 10-årsperiod beräknas till 20 (10–30) % (SLU Artdatabanken, 2022).</w:t>
       </w:r>
     </w:p>
     <w:p>
       <w:r>
-        <w:t>Tretåig hackspett är beroende av större sammanhängande naturskogar med kontinuerlig tillgång och nybildning av död ved och fragmentering av livsmiljöerna utgör ett stort hot mot arten (se exempelvis Stachura-Skierczynska et al., 2009; Wesolowski et al., 2005; Butler et al., 2004; Pakkala et al., 2002; Amcoff et al., 1996; Virkkala, 1991). Det finns studier som visar att naturskogens självgallringsprocess som den tretåiga hackspetten är beroende av, inte kan ersättas med efterlämnad hänsyn i skogsbruket (Imbeau &amp; Desrochers, 2002).</w:t>
+        <w:t>Talltita föredrar större sammanhängande barrskogar, och finns såväl i tallskog som granskog och i lövblandad barrskog. Skogens struktur är viktig och ska helst vara flerskiktad med riklig underväxt av mindre granar, björk och andra lövträd och buskar. Tillgång på murknande högstubbar är särskilt viktig, eftersom talltitan helst själv hackar ut sitt bohål (SLU Artdatabanken, 2022).</w:t>
       </w:r>
     </w:p>
     <w:p>
       <w:r>
-        <w:t>Permanenta revir av tretåig hackspett karaktäriseras ofta av artens typiska ringformigt ordnade hackmärken på framför allt gamla granar. För att säkerställa att inte revir av tretåig hackspett drabbas av avverkningsplanerna bör en inventering göras i området både under häckningstid och under vintern, då arten utnyttjar betydligt större områden än under sommarens häckningsrevir. Storleken på häckningsreviret varierar med skogstypen, förekomsten av död ved och graden av fragmentering, men är i allmänhet i storleksordningen 25–100 hektar (SLU Artdatabanken, 2024; Skogsstyrelsen, 2016).</w:t>
+        <w:t>Det finns flera studier som visar att talltita är känslig för gallring och inte överlever när dess livsmiljö kalavverkas (Eggers and Low, 2014; Griesser et al., 2007; Klein, 2020). Talltitans revir är förhållandevis stora, 10–20 hektar och arten missgynnas när skogen fragmenteras. Kalavverkning av större delar av reviret innebär att det överges (Artdatabanken, 2021).</w:t>
       </w:r>
     </w:p>
     <w:p>
       <w:r>
-        <w:t xml:space="preserve">Förutom fridlysning enligt §4 Artskyddsförordningen är tretåig hackspett även förtecknad i EU:s fågeldirektiv bilaga 1. Den är typisk art för </w:t>
-      </w:r>
-      <w:r>
-        <w:rPr>
-          <w:i/>
-        </w:rPr>
-        <w:t xml:space="preserve">9010 Taiga, 9740 Skogsbevuxen myr, 9030 Landhöjningsskog </w:t>
-      </w:r>
-      <w:r>
-        <w:t xml:space="preserve">och </w:t>
-      </w:r>
-      <w:r>
-        <w:rPr>
-          <w:i/>
-        </w:rPr>
-        <w:t>9040 Fjällbjörkskog</w:t>
-      </w:r>
-      <w:r>
-        <w:t xml:space="preserve"> samt ingår i Natura 2000 och är förtecknad i Bernkonventionen bilaga II (strikt skyddade djurarter) (SLU Artdatabanken, 2024; Skogsstyrelsen, 2016).</w:t>
+        <w:t>Talltitan är synnerligen trogen sitt revir så länge paret lever och biotopen förblir intakt. Paret stannar i sitt revir året om. En förlust av ett revir har därför en stor inverkan på den lokala populationen och trakthyggesbruket anses vara orsak till den svenska populationens kraftiga minskning. Talltiteparets revirtrohet innebär att närhelst under året man observerar en adult talltita så ingår denna plats i reviret (Siffczyk et al., 2003; Ekman, 1979).</w:t>
       </w:r>
     </w:p>
     <w:p>
@@ -899,6 +1133,168 @@
         <w:pStyle w:val="Heading2"/>
       </w:pPr>
       <w:r>
+        <w:t>Referenser – talltita</w:t>
+      </w:r>
+    </w:p>
+    <w:p>
+      <w:r>
+        <w:t xml:space="preserve">Eggers, S., Low, M., 2014. </w:t>
+      </w:r>
+      <w:r>
+        <w:rPr>
+          <w:i/>
+        </w:rPr>
+        <w:t xml:space="preserve">Differential demographic responses of sympatric Parids to vegetation management in boreal forest. </w:t>
+      </w:r>
+      <w:r>
+        <w:t>For. Ecol. Manage. 319, 169–175.</w:t>
+      </w:r>
+    </w:p>
+    <w:p>
+      <w:r>
+        <w:t xml:space="preserve">Ekman, J., 1979. </w:t>
+      </w:r>
+      <w:r>
+        <w:rPr>
+          <w:i/>
+        </w:rPr>
+        <w:t xml:space="preserve">Coherence, composition and territories of winter social groups of the Willow Tit Parus montanus and the Crested Tit P. cristatus. </w:t>
+      </w:r>
+      <w:r>
+        <w:t>Ornis Scandinavica, 10, pp 56–68</w:t>
+      </w:r>
+    </w:p>
+    <w:p>
+      <w:r>
+        <w:t xml:space="preserve">Griesser, M., Nystrand, M., Eggers, S., Ekman, J., 2007. </w:t>
+      </w:r>
+      <w:r>
+        <w:rPr>
+          <w:i/>
+        </w:rPr>
+        <w:t xml:space="preserve">Impact of forestry practices on fitness correlates and population productivity in an open-nesting bird species. </w:t>
+      </w:r>
+      <w:r>
+        <w:t>Conserv. Biol. 21, 767–774. https://doi.org/10.1111/j.1523- 1739.2007.00675.x</w:t>
+      </w:r>
+    </w:p>
+    <w:p>
+      <w:r>
+        <w:t xml:space="preserve">Klein, J., 2020. </w:t>
+      </w:r>
+      <w:r>
+        <w:rPr>
+          <w:i/>
+        </w:rPr>
+        <w:t xml:space="preserve">The forgotten forest – On thinning, retention, and biodiversity in the boreal forest. </w:t>
+      </w:r>
+      <w:r>
+        <w:t>Doctoral Thesis No. 2020:50</w:t>
+      </w:r>
+    </w:p>
+    <w:p>
+      <w:r>
+        <w:t xml:space="preserve">Siffczyk, C., Brotons, L., Kangas, K., Orell, M., 2003. </w:t>
+      </w:r>
+      <w:r>
+        <w:rPr>
+          <w:i/>
+        </w:rPr>
+        <w:t xml:space="preserve">Home range size of willow tits. </w:t>
+      </w:r>
+      <w:r>
+        <w:t>Oecologica, 136, 635–642 (2003)</w:t>
+      </w:r>
+    </w:p>
+    <w:p>
+      <w:r>
+        <w:t xml:space="preserve">SLU Artdatabanken, 2021. </w:t>
+      </w:r>
+      <w:r>
+        <w:rPr>
+          <w:i/>
+        </w:rPr>
+        <w:t xml:space="preserve">Artfaktablad. Naturvård – artfakta. </w:t>
+      </w:r>
+      <w:r>
+        <w:t>SLU Artdatabanken, Uppsala</w:t>
+      </w:r>
+    </w:p>
+    <w:p>
+      <w:pPr>
+        <w:pStyle w:val="Heading1"/>
+      </w:pPr>
+      <w:r>
+        <w:t>Tretåig hackspett – ekologi samt krav på livsmiljön</w:t>
+      </w:r>
+    </w:p>
+    <w:p>
+      <w:r>
+        <w:t xml:space="preserve">Tretåig hackspett (NT) är fridlyst enligt §4 Artskyddsförordningen och finns med som prioriterad art i Skogsstyrelsen vägledning för skogsbruket (bilaga 4 till SVL). I vägledningen står bland annat att: </w:t>
+      </w:r>
+      <w:r>
+        <w:rPr>
+          <w:i/>
+        </w:rPr>
+        <w:t xml:space="preserve">“Tretåig hackspett har stora arealkrav och höga krav på sin livsmiljö. Omdaningen av naturskogar till kulturskogar medför en förlust av viktiga miljöer, något som förstärks av ökad fragmentering till följd av avverkningar.” </w:t>
+      </w:r>
+      <w:r>
+        <w:t xml:space="preserve">Vidare att: </w:t>
+      </w:r>
+      <w:r>
+        <w:rPr>
+          <w:i/>
+        </w:rPr>
+        <w:t>“Områden med dokumenterad permanent förekomst i naturskogsmiljöer har vanligen så stora naturvärden att skogsbruk är olämpligt”</w:t>
+      </w:r>
+      <w:r>
+        <w:t xml:space="preserve"> (SLU Artdatabanken, 2024; Skogsstyrelsen, 2016)</w:t>
+      </w:r>
+      <w:r>
+        <w:rPr>
+          <w:i/>
+        </w:rPr>
+        <w:t>.</w:t>
+      </w:r>
+    </w:p>
+    <w:p>
+      <w:r>
+        <w:t>Tretåig hackspett är beroende av större sammanhängande naturskogar med kontinuerlig tillgång och nybildning av död ved och fragmentering av livsmiljöerna utgör ett stort hot mot arten (se exempelvis Stachura-Skierczynska et al., 2009; Wesolowski et al., 2005; Butler et al., 2004; Pakkala et al., 2002; Amcoff et al., 1996; Virkkala, 1991). Det finns studier som visar att naturskogens självgallringsprocess som den tretåiga hackspetten är beroende av, inte kan ersättas med efterlämnad hänsyn i skogsbruket (Imbeau &amp; Desrochers, 2002).</w:t>
+      </w:r>
+    </w:p>
+    <w:p>
+      <w:r>
+        <w:t>Permanenta revir av tretåig hackspett karaktäriseras ofta av artens typiska ringformigt ordnade hackmärken på framför allt gamla granar. För att säkerställa att inte revir av tretåig hackspett drabbas av avverkningsplanerna bör en inventering göras i området både under häckningstid och under vintern, då arten utnyttjar betydligt större områden än under sommarens häckningsrevir. Storleken på häckningsreviret varierar med skogstypen, förekomsten av död ved och graden av fragmentering, men är i allmänhet i storleksordningen 25–100 hektar (SLU Artdatabanken, 2024; Skogsstyrelsen, 2016).</w:t>
+      </w:r>
+    </w:p>
+    <w:p>
+      <w:r>
+        <w:t xml:space="preserve">Förutom fridlysning enligt §4 Artskyddsförordningen är tretåig hackspett även förtecknad i EU:s fågeldirektiv bilaga 1. Den är typisk art för </w:t>
+      </w:r>
+      <w:r>
+        <w:rPr>
+          <w:i/>
+        </w:rPr>
+        <w:t xml:space="preserve">9010 Taiga, 9740 Skogsbevuxen myr, 9030 Landhöjningsskog </w:t>
+      </w:r>
+      <w:r>
+        <w:t xml:space="preserve">och </w:t>
+      </w:r>
+      <w:r>
+        <w:rPr>
+          <w:i/>
+        </w:rPr>
+        <w:t>9040 Fjällbjörkskog</w:t>
+      </w:r>
+      <w:r>
+        <w:t xml:space="preserve"> samt ingår i Natura 2000 och är förtecknad i Bernkonventionen bilaga II (strikt skyddade djurarter) (SLU Artdatabanken, 2024; Skogsstyrelsen, 2016).</w:t>
+      </w:r>
+    </w:p>
+    <w:p>
+      <w:pPr>
+        <w:pStyle w:val="Heading2"/>
+      </w:pPr>
+      <w:r>
         <w:t>Referenser – tretåig hackspett</w:t>
       </w:r>
     </w:p>
@@ -1023,6 +1419,147 @@
       </w:r>
       <w:r>
         <w:t>Acta Ornithologica 40(1): 53–60.</w:t>
+      </w:r>
+    </w:p>
+    <w:p>
+      <w:pPr>
+        <w:pStyle w:val="Heading1"/>
+      </w:pPr>
+      <w:r>
+        <w:t>Spillkråka – ekologi samt krav på livsmiljön</w:t>
+      </w:r>
+    </w:p>
+    <w:p>
+      <w:r>
+        <w:t xml:space="preserve">Spillkråka (§4) ingår i bilaga 1 EU:s fågeldirektiv och är typisk art för </w:t>
+      </w:r>
+      <w:r>
+        <w:rPr>
+          <w:i/>
+        </w:rPr>
+        <w:t xml:space="preserve">9010 Taiga </w:t>
+      </w:r>
+      <w:r>
+        <w:t>och</w:t>
+      </w:r>
+      <w:r>
+        <w:rPr>
+          <w:i/>
+        </w:rPr>
+        <w:t xml:space="preserve"> 9740 Skogsbevuxen myr</w:t>
+      </w:r>
+      <w:r>
+        <w:t>. Den lever i både barr- och blandskog liksom i ren lövskog. De tätaste populationerna tenderar att finnas i äldre, variationsrik blandskog med gott om död ved och gamla träd. Varje par utnyttjar 400–1000 hektar skog beroende på skogens kvalitet. Skogsbruk med korta omloppstider och täta, homogena ungskogar utgör det största hotet (SLU Artdatabanken, 2026).</w:t>
+      </w:r>
+    </w:p>
+    <w:p>
+      <w:r>
+        <w:t>Spillkråka är en nyckelart i skogliga miljöer vars övergivna bohål utnyttjas av flera andra hålhäckande fågelarter och fladdermöss, däribland pärluggla (EN, §4), knipa (§4), salskrake (§4) och skogsduva (§4). Hökuggla (VU, §4) och slaguggla (§4) häckar ofta i högstubbar som brutits av i höjd med ett gammalt spillkråkebo (Skogsstyrelsen, 2016).</w:t>
+      </w:r>
+    </w:p>
+    <w:p>
+      <w:pPr>
+        <w:pStyle w:val="Heading2"/>
+      </w:pPr>
+      <w:r>
+        <w:t>Referenser – spillkråka</w:t>
+      </w:r>
+    </w:p>
+    <w:p>
+      <w:r>
+        <w:t xml:space="preserve">Skogsstyrelsen, 2016. </w:t>
+      </w:r>
+      <w:r>
+        <w:rPr>
+          <w:i/>
+        </w:rPr>
+        <w:t xml:space="preserve">Vägledning för hänsyn till spillkråka. </w:t>
+      </w:r>
+      <w:r>
+        <w:t>Vägledningar och kunskapsstöd artskydd – Skogsstyrelsen.</w:t>
+      </w:r>
+    </w:p>
+    <w:p>
+      <w:r>
+        <w:t xml:space="preserve">SLU Artdatabanken, 2026. </w:t>
+      </w:r>
+      <w:r>
+        <w:rPr>
+          <w:i/>
+        </w:rPr>
+        <w:t xml:space="preserve">Artfaktablad. Naturvård – artfakta. </w:t>
+      </w:r>
+      <w:r>
+        <w:t>SLU Artdatabanken, Uppsala.</w:t>
+      </w:r>
+    </w:p>
+    <w:p>
+      <w:pPr>
+        <w:pStyle w:val="Heading1"/>
+      </w:pPr>
+      <w:r>
+        <w:t>Tjäder – ekologi samt krav på livsmiljön</w:t>
+      </w:r>
+    </w:p>
+    <w:p>
+      <w:r>
+        <w:t xml:space="preserve">Tjäder (§4) omfattas av bilaga 1 och 2 EU:s fågeldirektiv och är typisk art för </w:t>
+      </w:r>
+      <w:r>
+        <w:rPr>
+          <w:i/>
+        </w:rPr>
+        <w:t xml:space="preserve">9010 Taiga </w:t>
+      </w:r>
+      <w:r>
+        <w:t xml:space="preserve">och </w:t>
+      </w:r>
+      <w:r>
+        <w:rPr>
+          <w:i/>
+        </w:rPr>
+        <w:t>9740 Skogsbevuxen myr</w:t>
+      </w:r>
+      <w:r>
+        <w:t>. Tjädern är en utpräglad skogsfågel knuten till större sammanhängande barrskogsområden. Tupparna och hönorna utnyttjar till viss del olika miljöer, och habitatvalet varierar dessutom mellan olika delar av året. För att det ska finnas livskraftiga tjäderbestånd krävs funktionella skogslandskap med en blandning av uppvuxen, gles och luckig skog, täta sumpskogar, myrar och andra små våtmarker (Skogsstyrelsen, 2019; SLU Artdatabanken 2024).</w:t>
+      </w:r>
+    </w:p>
+    <w:p>
+      <w:r>
+        <w:t>Arten försvinner när skogen fragmenteras och den sammanlagda arealen hyggen och andra öppna områden blir för stor. Ett småskaligt och försiktigt virkesuttag genom hyggesfria metoder kan i vissa fall vara möjligt i området inom 200 m från lekcentrum. Längre ut från lekcentrum, inom 200–500 m bör den avverkade ytan inte överskrida 1 hektar för att undvika alltför stora och snabba förändringar (Skogsstyrelsen, 2019).</w:t>
+      </w:r>
+    </w:p>
+    <w:p>
+      <w:pPr>
+        <w:pStyle w:val="Heading2"/>
+      </w:pPr>
+      <w:r>
+        <w:t>Referenser – tjäder</w:t>
+      </w:r>
+    </w:p>
+    <w:p>
+      <w:r>
+        <w:t xml:space="preserve">Skogsstyrelsen, 2019. </w:t>
+      </w:r>
+      <w:r>
+        <w:rPr>
+          <w:i/>
+        </w:rPr>
+        <w:t>Vägledning för hänsyn till fåglar – tjäder.</w:t>
+      </w:r>
+    </w:p>
+    <w:p>
+      <w:r>
+        <w:t xml:space="preserve">SLU Artdatabanken, 2024. </w:t>
+      </w:r>
+      <w:r>
+        <w:rPr>
+          <w:i/>
+        </w:rPr>
+        <w:t xml:space="preserve">Artfaktablad. Naturvård – artfakta. </w:t>
+      </w:r>
+      <w:r>
+        <w:t>SLU Artdatabanken, Uppsala</w:t>
       </w:r>
     </w:p>
     <w:sectPr>
@@ -1153,7 +1690,7 @@
     <w:r>
       <w:tab/>
       <w:tab/>
-      <w:t>2026-08-25</w:t>
+      <w:t>2026-08-26</w:t>
       <w:br/>
       <w:br/>
     </w:r>

--- a/klagomål/A 56289-2025 FSC-klagomål.docx
+++ b/klagomål/A 56289-2025 FSC-klagomål.docx
@@ -1690,7 +1690,7 @@
     <w:r>
       <w:tab/>
       <w:tab/>
-      <w:t>2026-08-26</w:t>
+      <w:t>2026-08-27</w:t>
       <w:br/>
       <w:br/>
     </w:r>

--- a/klagomål/A 56289-2025 FSC-klagomål.docx
+++ b/klagomål/A 56289-2025 FSC-klagomål.docx
@@ -1690,7 +1690,7 @@
     <w:r>
       <w:tab/>
       <w:tab/>
-      <w:t>2026-08-27</w:t>
+      <w:t>2026-08-28</w:t>
       <w:br/>
       <w:br/>
     </w:r>

--- a/klagomål/A 56289-2025 FSC-klagomål.docx
+++ b/klagomål/A 56289-2025 FSC-klagomål.docx
@@ -1690,7 +1690,7 @@
     <w:r>
       <w:tab/>
       <w:tab/>
-      <w:t>2026-08-28</w:t>
+      <w:t>2026-08-29</w:t>
       <w:br/>
       <w:br/>
     </w:r>

--- a/klagomål/A 56289-2025 FSC-klagomål.docx
+++ b/klagomål/A 56289-2025 FSC-klagomål.docx
@@ -1690,7 +1690,7 @@
     <w:r>
       <w:tab/>
       <w:tab/>
-      <w:t>2026-08-29</w:t>
+      <w:t>2026-08-31</w:t>
       <w:br/>
       <w:br/>
     </w:r>

--- a/klagomål/A 56289-2025 FSC-klagomål.docx
+++ b/klagomål/A 56289-2025 FSC-klagomål.docx
@@ -1690,7 +1690,7 @@
     <w:r>
       <w:tab/>
       <w:tab/>
-      <w:t>2026-08-31</w:t>
+      <w:t>2026-09-01</w:t>
       <w:br/>
       <w:br/>
     </w:r>

--- a/klagomål/A 56289-2025 FSC-klagomål.docx
+++ b/klagomål/A 56289-2025 FSC-klagomål.docx
@@ -1690,7 +1690,7 @@
     <w:r>
       <w:tab/>
       <w:tab/>
-      <w:t>2026-09-01</w:t>
+      <w:t>2026-09-02</w:t>
       <w:br/>
       <w:br/>
     </w:r>

--- a/klagomål/A 56289-2025 FSC-klagomål.docx
+++ b/klagomål/A 56289-2025 FSC-klagomål.docx
@@ -1690,7 +1690,7 @@
     <w:r>
       <w:tab/>
       <w:tab/>
-      <w:t>2026-09-02</w:t>
+      <w:t>2026-09-03</w:t>
       <w:br/>
       <w:br/>
     </w:r>

--- a/klagomål/A 56289-2025 FSC-klagomål.docx
+++ b/klagomål/A 56289-2025 FSC-klagomål.docx
@@ -1690,7 +1690,7 @@
     <w:r>
       <w:tab/>
       <w:tab/>
-      <w:t>2026-09-03</w:t>
+      <w:t>2026-09-04</w:t>
       <w:br/>
       <w:br/>
     </w:r>

--- a/klagomål/A 56289-2025 FSC-klagomål.docx
+++ b/klagomål/A 56289-2025 FSC-klagomål.docx
@@ -1690,7 +1690,7 @@
     <w:r>
       <w:tab/>
       <w:tab/>
-      <w:t>2026-09-04</w:t>
+      <w:t>2026-09-05</w:t>
       <w:br/>
       <w:br/>
     </w:r>
